--- a/Weekly_Log/SJ/Weekly_work_log/신성재_작업일지_41주차.docx
+++ b/Weekly_Log/SJ/Weekly_work_log/신성재_작업일지_41주차.docx
@@ -51,7 +51,13 @@
               <w:rPr>
                 <w:rFonts w:hint="eastAsia"/>
               </w:rPr>
-              <w:t>40</w:t>
+              <w:t>4</w:t>
+            </w:r>
+            <w:r>
+              <w:rPr>
+                <w:rFonts w:hint="eastAsia"/>
+              </w:rPr>
+              <w:t>1</w:t>
             </w:r>
             <w:r>
               <w:rPr>
@@ -115,7 +121,13 @@
               <w:rPr>
                 <w:rFonts w:hint="eastAsia"/>
               </w:rPr>
-              <w:t>6.01</w:t>
+              <w:t>6.0</w:t>
+            </w:r>
+            <w:r>
+              <w:rPr>
+                <w:rFonts w:hint="eastAsia"/>
+              </w:rPr>
+              <w:t>8</w:t>
             </w:r>
             <w:r>
               <w:rPr>
@@ -131,6 +143,11 @@
             </w:r>
           </w:p>
           <w:p>
+            <w:pPr>
+              <w:rPr>
+                <w:rFonts w:hint="eastAsia"/>
+              </w:rPr>
+            </w:pPr>
             <w:r>
               <w:rPr>
                 <w:rFonts w:hint="eastAsia"/>
@@ -159,7 +176,13 @@
               <w:rPr>
                 <w:rFonts w:hint="eastAsia"/>
               </w:rPr>
-              <w:t>6.07</w:t>
+              <w:t>6.</w:t>
+            </w:r>
+            <w:r>
+              <w:rPr>
+                <w:rFonts w:hint="eastAsia"/>
+              </w:rPr>
+              <w:t>14</w:t>
             </w:r>
           </w:p>
         </w:tc>
@@ -280,9 +303,6 @@
               <w:tabs>
                 <w:tab w:val="left" w:pos="1058"/>
               </w:tabs>
-              <w:rPr>
-                <w:rFonts w:hint="eastAsia"/>
-              </w:rPr>
             </w:pPr>
             <w:r>
               <w:rPr>
@@ -363,6 +383,9 @@
               </w:tabs>
             </w:pPr>
             <w:r>
+              <w:rPr>
+                <w:noProof/>
+              </w:rPr>
               <w:drawing>
                 <wp:inline distT="0" distB="0" distL="0" distR="0" wp14:anchorId="32BE3BD0" wp14:editId="56ED5730">
                   <wp:extent cx="4277312" cy="2330581"/>
@@ -427,6 +450,9 @@
               </w:tabs>
             </w:pPr>
             <w:r>
+              <w:rPr>
+                <w:noProof/>
+              </w:rPr>
               <w:drawing>
                 <wp:inline distT="0" distB="0" distL="0" distR="0" wp14:anchorId="6CE70456" wp14:editId="3A641F1E">
                   <wp:extent cx="3796277" cy="2378456"/>
@@ -478,9 +504,6 @@
               <w:tabs>
                 <w:tab w:val="left" w:pos="1020"/>
               </w:tabs>
-              <w:rPr>
-                <w:rFonts w:hint="eastAsia"/>
-              </w:rPr>
             </w:pPr>
             <w:r>
               <w:rPr>
@@ -543,6 +566,9 @@
               <w:t xml:space="preserve"> </w:t>
             </w:r>
             <w:r>
+              <w:rPr>
+                <w:noProof/>
+              </w:rPr>
               <w:drawing>
                 <wp:inline distT="0" distB="0" distL="0" distR="0" wp14:anchorId="1B002962" wp14:editId="70406659">
                   <wp:extent cx="3038497" cy="3009922"/>
@@ -600,37 +626,12 @@
                 <w:tab w:val="left" w:pos="1020"/>
               </w:tabs>
               <w:ind w:left="400" w:hangingChars="200" w:hanging="400"/>
-              <w:rPr>
-                <w:rFonts w:hint="eastAsia"/>
-              </w:rPr>
-            </w:pPr>
-            <w:proofErr w:type="spellStart"/>
-            <w:r>
-              <w:rPr>
-                <w:rFonts w:hint="eastAsia"/>
-              </w:rPr>
-              <w:t>델러가</w:t>
-            </w:r>
-            <w:proofErr w:type="spellEnd"/>
-            <w:r>
-              <w:rPr>
-                <w:rFonts w:hint="eastAsia"/>
-              </w:rPr>
-              <w:t xml:space="preserve"> 넣어준 것을 수정했습니다. 지금은 </w:t>
-            </w:r>
-            <w:proofErr w:type="spellStart"/>
-            <w:r>
-              <w:rPr>
-                <w:rFonts w:hint="eastAsia"/>
-              </w:rPr>
-              <w:t>시퀸스</w:t>
-            </w:r>
-            <w:proofErr w:type="spellEnd"/>
-            <w:r>
-              <w:rPr>
-                <w:rFonts w:hint="eastAsia"/>
-              </w:rPr>
-              <w:t xml:space="preserve"> 이런 부분들을 조정하고 있습니다.</w:t>
+            </w:pPr>
+            <w:r>
+              <w:rPr>
+                <w:rFonts w:hint="eastAsia"/>
+              </w:rPr>
+              <w:t>델러가 넣어준 것을 수정했습니다. 지금은 시퀸스 이런 부분들을 조정하고 있습니다.</w:t>
             </w:r>
           </w:p>
           <w:p>
@@ -694,7 +695,6 @@
               </w:rPr>
               <w:t xml:space="preserve">1. 이제 플레이어가 물체를 상태를 바꾸거나 걸을 때 등 소리가 나게 사운드를 </w:t>
             </w:r>
-            <w:proofErr w:type="spellStart"/>
             <w:proofErr w:type="gramStart"/>
             <w:r>
               <w:rPr>
@@ -702,7 +702,6 @@
               </w:rPr>
               <w:t>넣었습니</w:t>
             </w:r>
-            <w:proofErr w:type="spellEnd"/>
             <w:proofErr w:type="gramEnd"/>
           </w:p>
           <w:p>
@@ -805,9 +804,6 @@
                 <w:tab w:val="left" w:pos="1020"/>
               </w:tabs>
               <w:ind w:left="400" w:hangingChars="200" w:hanging="400"/>
-              <w:rPr>
-                <w:rFonts w:hint="eastAsia"/>
-              </w:rPr>
             </w:pPr>
           </w:p>
           <w:p>
@@ -816,9 +812,6 @@
                 <w:tab w:val="left" w:pos="1020"/>
               </w:tabs>
               <w:ind w:left="400" w:hangingChars="200" w:hanging="400"/>
-              <w:rPr>
-                <w:rFonts w:hint="eastAsia"/>
-              </w:rPr>
             </w:pPr>
           </w:p>
           <w:p>
@@ -833,19 +826,7 @@
                 <w:rPr>
                   <w:rStyle w:val="a5"/>
                 </w:rPr>
-                <w:t>https://youtu.be/8yWiO</w:t>
-              </w:r>
-              <w:r>
-                <w:rPr>
-                  <w:rStyle w:val="a5"/>
-                </w:rPr>
-                <w:t>n</w:t>
-              </w:r>
-              <w:r>
-                <w:rPr>
-                  <w:rStyle w:val="a5"/>
-                </w:rPr>
-                <w:t>kgbg0</w:t>
+                <w:t>https://youtu.be/8yWiOnkgbg0</w:t>
               </w:r>
             </w:hyperlink>
           </w:p>
@@ -855,9 +836,6 @@
                 <w:tab w:val="left" w:pos="1020"/>
               </w:tabs>
               <w:ind w:left="400" w:hangingChars="200" w:hanging="400"/>
-              <w:rPr>
-                <w:rFonts w:hint="eastAsia"/>
-              </w:rPr>
             </w:pPr>
           </w:p>
           <w:p>
@@ -910,9 +888,6 @@
                 <w:tab w:val="left" w:pos="1020"/>
               </w:tabs>
               <w:ind w:left="200" w:hangingChars="100" w:hanging="200"/>
-              <w:rPr>
-                <w:rFonts w:hint="eastAsia"/>
-              </w:rPr>
             </w:pPr>
             <w:r>
               <w:rPr>
@@ -1073,21 +1048,7 @@
               <w:rPr>
                 <w:rFonts w:hint="eastAsia"/>
               </w:rPr>
-              <w:t xml:space="preserve">1. </w:t>
-            </w:r>
-            <w:proofErr w:type="spellStart"/>
-            <w:r>
-              <w:rPr>
-                <w:rFonts w:hint="eastAsia"/>
-              </w:rPr>
-              <w:t>c++</w:t>
-            </w:r>
-            <w:proofErr w:type="spellEnd"/>
-            <w:r>
-              <w:rPr>
-                <w:rFonts w:hint="eastAsia"/>
-              </w:rPr>
-              <w:t xml:space="preserve"> 개발</w:t>
+              <w:t>1. c++ 개발</w:t>
             </w:r>
           </w:p>
           <w:p>
@@ -1294,40 +1255,28 @@
         <w:bCs/>
       </w:rPr>
     </w:pPr>
-    <w:proofErr w:type="spellStart"/>
     <w:r>
       <w:rPr>
         <w:rFonts w:hint="eastAsia"/>
         <w:b/>
         <w:bCs/>
       </w:rPr>
-      <w:t>팀명</w:t>
+      <w:t>팀명:</w:t>
     </w:r>
-    <w:proofErr w:type="spellEnd"/>
     <w:r>
       <w:rPr>
-        <w:rFonts w:hint="eastAsia"/>
         <w:b/>
         <w:bCs/>
       </w:rPr>
-      <w:t>:</w:t>
+      <w:t xml:space="preserve"> </w:t>
     </w:r>
     <w:r>
       <w:rPr>
         <w:b/>
         <w:bCs/>
       </w:rPr>
-      <w:t xml:space="preserve"> </w:t>
-    </w:r>
-    <w:proofErr w:type="spellStart"/>
-    <w:r>
-      <w:rPr>
-        <w:b/>
-        <w:bCs/>
-      </w:rPr>
       <w:t>ProjectJJ</w:t>
     </w:r>
-    <w:proofErr w:type="spellEnd"/>
   </w:p>
 </w:hdr>
 </file>
